--- a/Наладчик контрольно-измерительных приборов и автоматики/профессиональной подготовки 14919 Наладчик контрольно-измерительных приборов и автоматики/Лекции МДК 01.01  05 Наладка систем измерения и регулирования.docx
+++ b/Наладчик контрольно-измерительных приборов и автоматики/профессиональной подготовки 14919 Наладчик контрольно-измерительных приборов и автоматики/Лекции МДК 01.01  05 Наладка систем измерения и регулирования.docx
@@ -230,21 +230,6 @@
           <w:rFonts w:ascii="Times New Roman" w:hAnsi="Times New Roman" w:cs="Times New Roman"/>
         </w:rPr>
         <w:t>При проверке удлиняющих проводов (компенсационных кабелей) контролируется их соответствие типу термопары. Применение проводов несоответствующего типа приводит к дополнительной погрешности измерения, которая может достигать нескольких градусов. Маркировка и цветовая кодировка компенсационных кабелей определены ГОСТ 6616-94.</w:t>
-      </w:r>
-    </w:p>
-    <w:p>
-      <w:pPr>
-        <w:spacing w:line="360" w:lineRule="auto" w:before="240" w:after="80"/>
-        <w:jc w:val="left"/>
-      </w:pPr>
-      <w:r>
-        <w:rPr>
-          <w:rFonts w:ascii="Times New Roman" w:hAnsi="Times New Roman"/>
-          <w:b/>
-          <w:sz w:val="28"/>
-          <w:rFonts w:ascii="Times New Roman" w:hAnsi="Times New Roman" w:cs="Times New Roman"/>
-        </w:rPr>
-        <w:t>Вопросы для повторения (Лекция 1):</w:t>
       </w:r>
     </w:p>
     <w:p>
@@ -499,7 +484,40 @@
           <w:sz w:val="28"/>
           <w:rFonts w:ascii="Times New Roman" w:hAnsi="Times New Roman" w:cs="Times New Roman"/>
         </w:rPr>
-        <w:t>При калибровке интеллектуальных датчиков давление задаётся образцовым калибратором, а показания считываются как по токовому выходу, так и по цифровому каналу. Расхождение между аналоговым и цифровым показаниями не должно превышать допускаемой погрешности. При необходимости производится подстройка аналогового выхода.</w:t>
+      </w:r>
+      <w:r>
+        <w:drawing>
+          <wp:inline xmlns:a="http://schemas.openxmlformats.org/drawingml/2006/main" xmlns:pic="http://schemas.openxmlformats.org/drawingml/2006/picture">
+            <wp:extent cx="5029200" cy="2982275"/>
+            <wp:docPr id="1" name="Picture 1"/>
+            <wp:cNvGraphicFramePr>
+              <a:graphicFrameLocks noChangeAspect="1"/>
+            </wp:cNvGraphicFramePr>
+            <a:graphic>
+              <a:graphicData uri="http://schemas.openxmlformats.org/drawingml/2006/picture">
+                <pic:pic>
+                  <pic:nvPicPr>
+                    <pic:cNvPr id="0" name="diagram_05.png"/>
+                    <pic:cNvPicPr/>
+                  </pic:nvPicPr>
+                  <pic:blipFill>
+                    <a:blip r:embed="rId9"/>
+                    <a:stretch>
+                      <a:fillRect/>
+                    </a:stretch>
+                  </pic:blipFill>
+                  <pic:spPr>
+                    <a:xfrm>
+                      <a:off x="0" y="0"/>
+                      <a:ext cx="5029200" cy="2982275"/>
+                    </a:xfrm>
+                    <a:prstGeom prst="rect"/>
+                  </pic:spPr>
+                </pic:pic>
+              </a:graphicData>
+            </a:graphic>
+          </wp:inline>
+        </w:drawing>
       </w:r>
     </w:p>
     <w:p>
@@ -1177,6 +1195,1040 @@
         <w:t>5. В чём сущность метода Зиглера-Николса для настройки ПИД-регулятора?</w:t>
       </w:r>
     </w:p>
+    <w:tbl>
+      <w:tblPr>
+        <w:tblStyle w:val="TableGrid"/>
+        <w:tblW w:type="auto" w:w="0"/>
+        <w:jc w:val="center"/>
+        <w:tblLook w:firstColumn="1" w:firstRow="1" w:lastColumn="0" w:lastRow="0" w:noHBand="0" w:noVBand="1" w:val="04A0"/>
+      </w:tblPr>
+      <w:tblGrid>
+        <w:gridCol w:w="1871"/>
+        <w:gridCol w:w="1871"/>
+        <w:gridCol w:w="1871"/>
+        <w:gridCol w:w="1871"/>
+        <w:gridCol w:w="1871"/>
+      </w:tblGrid>
+      <w:tr>
+        <w:tc>
+          <w:tcPr>
+            <w:tcW w:type="dxa" w:w="1871"/>
+            <w:shd w:fill="4472C4" w:val="clear"/>
+          </w:tcPr>
+          <w:p>
+            <w:pPr>
+              <w:jc w:val="center"/>
+            </w:pPr>
+            <w:r/>
+            <w:r>
+              <w:rPr>
+                <w:b/>
+                <w:color w:val="FFFFFF"/>
+                <w:sz w:val="18"/>
+              </w:rPr>
+              <w:t>Параметр измерения</w:t>
+            </w:r>
+          </w:p>
+        </w:tc>
+        <w:tc>
+          <w:tcPr>
+            <w:tcW w:type="dxa" w:w="1871"/>
+            <w:shd w:fill="4472C4" w:val="clear"/>
+          </w:tcPr>
+          <w:p>
+            <w:pPr>
+              <w:jc w:val="center"/>
+            </w:pPr>
+            <w:r/>
+            <w:r>
+              <w:rPr>
+                <w:b/>
+                <w:color w:val="FFFFFF"/>
+                <w:sz w:val="18"/>
+              </w:rPr>
+              <w:t>Тип датчика</w:t>
+            </w:r>
+          </w:p>
+        </w:tc>
+        <w:tc>
+          <w:tcPr>
+            <w:tcW w:type="dxa" w:w="1871"/>
+            <w:shd w:fill="4472C4" w:val="clear"/>
+          </w:tcPr>
+          <w:p>
+            <w:pPr>
+              <w:jc w:val="center"/>
+            </w:pPr>
+            <w:r/>
+            <w:r>
+              <w:rPr>
+                <w:b/>
+                <w:color w:val="FFFFFF"/>
+                <w:sz w:val="18"/>
+              </w:rPr>
+              <w:t>Диапазон</w:t>
+            </w:r>
+          </w:p>
+        </w:tc>
+        <w:tc>
+          <w:tcPr>
+            <w:tcW w:type="dxa" w:w="1871"/>
+            <w:shd w:fill="4472C4" w:val="clear"/>
+          </w:tcPr>
+          <w:p>
+            <w:pPr>
+              <w:jc w:val="center"/>
+            </w:pPr>
+            <w:r/>
+            <w:r>
+              <w:rPr>
+                <w:b/>
+                <w:color w:val="FFFFFF"/>
+                <w:sz w:val="18"/>
+              </w:rPr>
+              <w:t>Класс точности</w:t>
+            </w:r>
+          </w:p>
+        </w:tc>
+        <w:tc>
+          <w:tcPr>
+            <w:tcW w:type="dxa" w:w="1871"/>
+            <w:shd w:fill="4472C4" w:val="clear"/>
+          </w:tcPr>
+          <w:p>
+            <w:pPr>
+              <w:jc w:val="center"/>
+            </w:pPr>
+            <w:r/>
+            <w:r>
+              <w:rPr>
+                <w:b/>
+                <w:color w:val="FFFFFF"/>
+                <w:sz w:val="18"/>
+              </w:rPr>
+              <w:t>Выходной сигнал</w:t>
+            </w:r>
+          </w:p>
+        </w:tc>
+      </w:tr>
+      <w:tr>
+        <w:tc>
+          <w:tcPr>
+            <w:tcW w:type="dxa" w:w="1871"/>
+            <w:shd w:fill="D9E2F3" w:val="clear"/>
+          </w:tcPr>
+          <w:p>
+            <w:pPr>
+              <w:jc w:val="left"/>
+            </w:pPr>
+            <w:r/>
+            <w:r>
+              <w:rPr>
+                <w:sz w:val="18"/>
+              </w:rPr>
+              <w:t>Давление</w:t>
+            </w:r>
+          </w:p>
+        </w:tc>
+        <w:tc>
+          <w:tcPr>
+            <w:tcW w:type="dxa" w:w="1871"/>
+            <w:shd w:fill="D9E2F3" w:val="clear"/>
+          </w:tcPr>
+          <w:p>
+            <w:pPr>
+              <w:jc w:val="left"/>
+            </w:pPr>
+            <w:r/>
+            <w:r>
+              <w:rPr>
+                <w:sz w:val="18"/>
+              </w:rPr>
+              <w:t>Метран-150</w:t>
+            </w:r>
+          </w:p>
+        </w:tc>
+        <w:tc>
+          <w:tcPr>
+            <w:tcW w:type="dxa" w:w="1871"/>
+            <w:shd w:fill="D9E2F3" w:val="clear"/>
+          </w:tcPr>
+          <w:p>
+            <w:pPr>
+              <w:jc w:val="left"/>
+            </w:pPr>
+            <w:r/>
+            <w:r>
+              <w:rPr>
+                <w:sz w:val="18"/>
+              </w:rPr>
+              <w:t>0-1,6 МПа</w:t>
+            </w:r>
+          </w:p>
+        </w:tc>
+        <w:tc>
+          <w:tcPr>
+            <w:tcW w:type="dxa" w:w="1871"/>
+            <w:shd w:fill="D9E2F3" w:val="clear"/>
+          </w:tcPr>
+          <w:p>
+            <w:pPr>
+              <w:jc w:val="left"/>
+            </w:pPr>
+            <w:r/>
+            <w:r>
+              <w:rPr>
+                <w:sz w:val="18"/>
+              </w:rPr>
+              <w:t>0,5</w:t>
+            </w:r>
+          </w:p>
+        </w:tc>
+        <w:tc>
+          <w:tcPr>
+            <w:tcW w:type="dxa" w:w="1871"/>
+            <w:shd w:fill="D9E2F3" w:val="clear"/>
+          </w:tcPr>
+          <w:p>
+            <w:pPr>
+              <w:jc w:val="left"/>
+            </w:pPr>
+            <w:r/>
+            <w:r>
+              <w:rPr>
+                <w:sz w:val="18"/>
+              </w:rPr>
+              <w:t>4-20 мА</w:t>
+            </w:r>
+          </w:p>
+        </w:tc>
+      </w:tr>
+      <w:tr>
+        <w:tc>
+          <w:tcPr>
+            <w:tcW w:type="dxa" w:w="1871"/>
+          </w:tcPr>
+          <w:p>
+            <w:pPr>
+              <w:jc w:val="left"/>
+            </w:pPr>
+            <w:r/>
+            <w:r>
+              <w:rPr>
+                <w:sz w:val="18"/>
+              </w:rPr>
+              <w:t>Температура</w:t>
+            </w:r>
+          </w:p>
+        </w:tc>
+        <w:tc>
+          <w:tcPr>
+            <w:tcW w:type="dxa" w:w="1871"/>
+          </w:tcPr>
+          <w:p>
+            <w:pPr>
+              <w:jc w:val="left"/>
+            </w:pPr>
+            <w:r/>
+            <w:r>
+              <w:rPr>
+                <w:sz w:val="18"/>
+              </w:rPr>
+              <w:t>ТСМУ-205</w:t>
+            </w:r>
+          </w:p>
+        </w:tc>
+        <w:tc>
+          <w:tcPr>
+            <w:tcW w:type="dxa" w:w="1871"/>
+          </w:tcPr>
+          <w:p>
+            <w:pPr>
+              <w:jc w:val="left"/>
+            </w:pPr>
+            <w:r/>
+            <w:r>
+              <w:rPr>
+                <w:sz w:val="18"/>
+              </w:rPr>
+              <w:t>−50...+180 °C</w:t>
+            </w:r>
+          </w:p>
+        </w:tc>
+        <w:tc>
+          <w:tcPr>
+            <w:tcW w:type="dxa" w:w="1871"/>
+          </w:tcPr>
+          <w:p>
+            <w:pPr>
+              <w:jc w:val="left"/>
+            </w:pPr>
+            <w:r/>
+            <w:r>
+              <w:rPr>
+                <w:sz w:val="18"/>
+              </w:rPr>
+              <w:t>0,5</w:t>
+            </w:r>
+          </w:p>
+        </w:tc>
+        <w:tc>
+          <w:tcPr>
+            <w:tcW w:type="dxa" w:w="1871"/>
+          </w:tcPr>
+          <w:p>
+            <w:pPr>
+              <w:jc w:val="left"/>
+            </w:pPr>
+            <w:r/>
+            <w:r>
+              <w:rPr>
+                <w:sz w:val="18"/>
+              </w:rPr>
+              <w:t>4-20 мА</w:t>
+            </w:r>
+          </w:p>
+        </w:tc>
+      </w:tr>
+      <w:tr>
+        <w:tc>
+          <w:tcPr>
+            <w:tcW w:type="dxa" w:w="1871"/>
+            <w:shd w:fill="D9E2F3" w:val="clear"/>
+          </w:tcPr>
+          <w:p>
+            <w:pPr>
+              <w:jc w:val="left"/>
+            </w:pPr>
+            <w:r/>
+            <w:r>
+              <w:rPr>
+                <w:sz w:val="18"/>
+              </w:rPr>
+              <w:t>Расход</w:t>
+            </w:r>
+          </w:p>
+        </w:tc>
+        <w:tc>
+          <w:tcPr>
+            <w:tcW w:type="dxa" w:w="1871"/>
+            <w:shd w:fill="D9E2F3" w:val="clear"/>
+          </w:tcPr>
+          <w:p>
+            <w:pPr>
+              <w:jc w:val="left"/>
+            </w:pPr>
+            <w:r/>
+            <w:r>
+              <w:rPr>
+                <w:sz w:val="18"/>
+              </w:rPr>
+              <w:t>ЭМР-01</w:t>
+            </w:r>
+          </w:p>
+        </w:tc>
+        <w:tc>
+          <w:tcPr>
+            <w:tcW w:type="dxa" w:w="1871"/>
+            <w:shd w:fill="D9E2F3" w:val="clear"/>
+          </w:tcPr>
+          <w:p>
+            <w:pPr>
+              <w:jc w:val="left"/>
+            </w:pPr>
+            <w:r/>
+            <w:r>
+              <w:rPr>
+                <w:sz w:val="18"/>
+              </w:rPr>
+              <w:t>0-100 м³/ч</w:t>
+            </w:r>
+          </w:p>
+        </w:tc>
+        <w:tc>
+          <w:tcPr>
+            <w:tcW w:type="dxa" w:w="1871"/>
+            <w:shd w:fill="D9E2F3" w:val="clear"/>
+          </w:tcPr>
+          <w:p>
+            <w:pPr>
+              <w:jc w:val="left"/>
+            </w:pPr>
+            <w:r/>
+            <w:r>
+              <w:rPr>
+                <w:sz w:val="18"/>
+              </w:rPr>
+              <w:t>1,0</w:t>
+            </w:r>
+          </w:p>
+        </w:tc>
+        <w:tc>
+          <w:tcPr>
+            <w:tcW w:type="dxa" w:w="1871"/>
+            <w:shd w:fill="D9E2F3" w:val="clear"/>
+          </w:tcPr>
+          <w:p>
+            <w:pPr>
+              <w:jc w:val="left"/>
+            </w:pPr>
+            <w:r/>
+            <w:r>
+              <w:rPr>
+                <w:sz w:val="18"/>
+              </w:rPr>
+              <w:t>4-20 мА</w:t>
+            </w:r>
+          </w:p>
+        </w:tc>
+      </w:tr>
+      <w:tr>
+        <w:tc>
+          <w:tcPr>
+            <w:tcW w:type="dxa" w:w="1871"/>
+          </w:tcPr>
+          <w:p>
+            <w:pPr>
+              <w:jc w:val="left"/>
+            </w:pPr>
+            <w:r/>
+            <w:r>
+              <w:rPr>
+                <w:sz w:val="18"/>
+              </w:rPr>
+              <w:t>Уровень</w:t>
+            </w:r>
+          </w:p>
+        </w:tc>
+        <w:tc>
+          <w:tcPr>
+            <w:tcW w:type="dxa" w:w="1871"/>
+          </w:tcPr>
+          <w:p>
+            <w:pPr>
+              <w:jc w:val="left"/>
+            </w:pPr>
+            <w:r/>
+            <w:r>
+              <w:rPr>
+                <w:sz w:val="18"/>
+              </w:rPr>
+              <w:t>УЛЬТРА-3</w:t>
+            </w:r>
+          </w:p>
+        </w:tc>
+        <w:tc>
+          <w:tcPr>
+            <w:tcW w:type="dxa" w:w="1871"/>
+          </w:tcPr>
+          <w:p>
+            <w:pPr>
+              <w:jc w:val="left"/>
+            </w:pPr>
+            <w:r/>
+            <w:r>
+              <w:rPr>
+                <w:sz w:val="18"/>
+              </w:rPr>
+              <w:t>0-5000 мм</w:t>
+            </w:r>
+          </w:p>
+        </w:tc>
+        <w:tc>
+          <w:tcPr>
+            <w:tcW w:type="dxa" w:w="1871"/>
+          </w:tcPr>
+          <w:p>
+            <w:pPr>
+              <w:jc w:val="left"/>
+            </w:pPr>
+            <w:r/>
+            <w:r>
+              <w:rPr>
+                <w:sz w:val="18"/>
+              </w:rPr>
+              <w:t>1,0</w:t>
+            </w:r>
+          </w:p>
+        </w:tc>
+        <w:tc>
+          <w:tcPr>
+            <w:tcW w:type="dxa" w:w="1871"/>
+          </w:tcPr>
+          <w:p>
+            <w:pPr>
+              <w:jc w:val="left"/>
+            </w:pPr>
+            <w:r/>
+            <w:r>
+              <w:rPr>
+                <w:sz w:val="18"/>
+              </w:rPr>
+              <w:t>4-20 мА</w:t>
+            </w:r>
+          </w:p>
+        </w:tc>
+      </w:tr>
+      <w:tr>
+        <w:tc>
+          <w:tcPr>
+            <w:tcW w:type="dxa" w:w="1871"/>
+            <w:shd w:fill="D9E2F3" w:val="clear"/>
+          </w:tcPr>
+          <w:p>
+            <w:pPr>
+              <w:jc w:val="left"/>
+            </w:pPr>
+            <w:r/>
+            <w:r>
+              <w:rPr>
+                <w:sz w:val="18"/>
+              </w:rPr>
+              <w:t>pH</w:t>
+            </w:r>
+          </w:p>
+        </w:tc>
+        <w:tc>
+          <w:tcPr>
+            <w:tcW w:type="dxa" w:w="1871"/>
+            <w:shd w:fill="D9E2F3" w:val="clear"/>
+          </w:tcPr>
+          <w:p>
+            <w:pPr>
+              <w:jc w:val="left"/>
+            </w:pPr>
+            <w:r/>
+            <w:r>
+              <w:rPr>
+                <w:sz w:val="18"/>
+              </w:rPr>
+              <w:t>рН-201</w:t>
+            </w:r>
+          </w:p>
+        </w:tc>
+        <w:tc>
+          <w:tcPr>
+            <w:tcW w:type="dxa" w:w="1871"/>
+            <w:shd w:fill="D9E2F3" w:val="clear"/>
+          </w:tcPr>
+          <w:p>
+            <w:pPr>
+              <w:jc w:val="left"/>
+            </w:pPr>
+            <w:r/>
+            <w:r>
+              <w:rPr>
+                <w:sz w:val="18"/>
+              </w:rPr>
+              <w:t>0-14 pH</w:t>
+            </w:r>
+          </w:p>
+        </w:tc>
+        <w:tc>
+          <w:tcPr>
+            <w:tcW w:type="dxa" w:w="1871"/>
+            <w:shd w:fill="D9E2F3" w:val="clear"/>
+          </w:tcPr>
+          <w:p>
+            <w:pPr>
+              <w:jc w:val="left"/>
+            </w:pPr>
+            <w:r/>
+            <w:r>
+              <w:rPr>
+                <w:sz w:val="18"/>
+              </w:rPr>
+              <w:t>0,5</w:t>
+            </w:r>
+          </w:p>
+        </w:tc>
+        <w:tc>
+          <w:tcPr>
+            <w:tcW w:type="dxa" w:w="1871"/>
+            <w:shd w:fill="D9E2F3" w:val="clear"/>
+          </w:tcPr>
+          <w:p>
+            <w:pPr>
+              <w:jc w:val="left"/>
+            </w:pPr>
+            <w:r/>
+            <w:r>
+              <w:rPr>
+                <w:sz w:val="18"/>
+              </w:rPr>
+              <w:t>4-20 мА</w:t>
+            </w:r>
+          </w:p>
+        </w:tc>
+      </w:tr>
+      <w:tr>
+        <w:tc>
+          <w:tcPr>
+            <w:tcW w:type="dxa" w:w="1871"/>
+          </w:tcPr>
+          <w:p>
+            <w:pPr>
+              <w:jc w:val="left"/>
+            </w:pPr>
+            <w:r/>
+            <w:r>
+              <w:rPr>
+                <w:sz w:val="18"/>
+              </w:rPr>
+              <w:t>Влажность</w:t>
+            </w:r>
+          </w:p>
+        </w:tc>
+        <w:tc>
+          <w:tcPr>
+            <w:tcW w:type="dxa" w:w="1871"/>
+          </w:tcPr>
+          <w:p>
+            <w:pPr>
+              <w:jc w:val="left"/>
+            </w:pPr>
+            <w:r/>
+            <w:r>
+              <w:rPr>
+                <w:sz w:val="18"/>
+              </w:rPr>
+              <w:t>ИВТМ-7</w:t>
+            </w:r>
+          </w:p>
+        </w:tc>
+        <w:tc>
+          <w:tcPr>
+            <w:tcW w:type="dxa" w:w="1871"/>
+          </w:tcPr>
+          <w:p>
+            <w:pPr>
+              <w:jc w:val="left"/>
+            </w:pPr>
+            <w:r/>
+            <w:r>
+              <w:rPr>
+                <w:sz w:val="18"/>
+              </w:rPr>
+              <w:t>0-100%</w:t>
+            </w:r>
+          </w:p>
+        </w:tc>
+        <w:tc>
+          <w:tcPr>
+            <w:tcW w:type="dxa" w:w="1871"/>
+          </w:tcPr>
+          <w:p>
+            <w:pPr>
+              <w:jc w:val="left"/>
+            </w:pPr>
+            <w:r/>
+            <w:r>
+              <w:rPr>
+                <w:sz w:val="18"/>
+              </w:rPr>
+              <w:t>2,0</w:t>
+            </w:r>
+          </w:p>
+        </w:tc>
+        <w:tc>
+          <w:tcPr>
+            <w:tcW w:type="dxa" w:w="1871"/>
+          </w:tcPr>
+          <w:p>
+            <w:pPr>
+              <w:jc w:val="left"/>
+            </w:pPr>
+            <w:r/>
+            <w:r>
+              <w:rPr>
+                <w:sz w:val="18"/>
+              </w:rPr>
+              <w:t>4-20 мА</w:t>
+            </w:r>
+          </w:p>
+        </w:tc>
+      </w:tr>
+    </w:tbl>
+    <w:tbl>
+      <w:tblPr>
+        <w:tblStyle w:val="TableGrid"/>
+        <w:tblW w:type="auto" w:w="0"/>
+        <w:jc w:val="center"/>
+        <w:tblLook w:firstColumn="1" w:firstRow="1" w:lastColumn="0" w:lastRow="0" w:noHBand="0" w:noVBand="1" w:val="04A0"/>
+      </w:tblPr>
+      <w:tblGrid>
+        <w:gridCol w:w="3118"/>
+        <w:gridCol w:w="3118"/>
+        <w:gridCol w:w="3118"/>
+      </w:tblGrid>
+      <w:tr>
+        <w:tc>
+          <w:tcPr>
+            <w:tcW w:type="dxa" w:w="3118"/>
+            <w:shd w:fill="4472C4" w:val="clear"/>
+          </w:tcPr>
+          <w:p>
+            <w:pPr>
+              <w:jc w:val="center"/>
+            </w:pPr>
+            <w:r/>
+            <w:r>
+              <w:rPr>
+                <w:b/>
+                <w:color w:val="FFFFFF"/>
+                <w:sz w:val="18"/>
+              </w:rPr>
+              <w:t>Неисправность</w:t>
+            </w:r>
+          </w:p>
+        </w:tc>
+        <w:tc>
+          <w:tcPr>
+            <w:tcW w:type="dxa" w:w="3118"/>
+            <w:shd w:fill="4472C4" w:val="clear"/>
+          </w:tcPr>
+          <w:p>
+            <w:pPr>
+              <w:jc w:val="center"/>
+            </w:pPr>
+            <w:r/>
+            <w:r>
+              <w:rPr>
+                <w:b/>
+                <w:color w:val="FFFFFF"/>
+                <w:sz w:val="18"/>
+              </w:rPr>
+              <w:t>Причина</w:t>
+            </w:r>
+          </w:p>
+        </w:tc>
+        <w:tc>
+          <w:tcPr>
+            <w:tcW w:type="dxa" w:w="3118"/>
+            <w:shd w:fill="4472C4" w:val="clear"/>
+          </w:tcPr>
+          <w:p>
+            <w:pPr>
+              <w:jc w:val="center"/>
+            </w:pPr>
+            <w:r/>
+            <w:r>
+              <w:rPr>
+                <w:b/>
+                <w:color w:val="FFFFFF"/>
+                <w:sz w:val="18"/>
+              </w:rPr>
+              <w:t>Способ устранения</w:t>
+            </w:r>
+          </w:p>
+        </w:tc>
+      </w:tr>
+      <w:tr>
+        <w:tc>
+          <w:tcPr>
+            <w:tcW w:type="dxa" w:w="3118"/>
+            <w:shd w:fill="D9E2F3" w:val="clear"/>
+          </w:tcPr>
+          <w:p>
+            <w:pPr>
+              <w:jc w:val="left"/>
+            </w:pPr>
+            <w:r/>
+            <w:r>
+              <w:rPr>
+                <w:sz w:val="18"/>
+              </w:rPr>
+              <w:t>Нулевой сигнал на выходе</w:t>
+            </w:r>
+          </w:p>
+        </w:tc>
+        <w:tc>
+          <w:tcPr>
+            <w:tcW w:type="dxa" w:w="3118"/>
+            <w:shd w:fill="D9E2F3" w:val="clear"/>
+          </w:tcPr>
+          <w:p>
+            <w:pPr>
+              <w:jc w:val="left"/>
+            </w:pPr>
+            <w:r/>
+            <w:r>
+              <w:rPr>
+                <w:sz w:val="18"/>
+              </w:rPr>
+              <w:t>Обрыв линии связи</w:t>
+            </w:r>
+          </w:p>
+        </w:tc>
+        <w:tc>
+          <w:tcPr>
+            <w:tcW w:type="dxa" w:w="3118"/>
+            <w:shd w:fill="D9E2F3" w:val="clear"/>
+          </w:tcPr>
+          <w:p>
+            <w:pPr>
+              <w:jc w:val="left"/>
+            </w:pPr>
+            <w:r/>
+            <w:r>
+              <w:rPr>
+                <w:sz w:val="18"/>
+              </w:rPr>
+              <w:t>Прозвонить цепь, восстановить контакт</w:t>
+            </w:r>
+          </w:p>
+        </w:tc>
+      </w:tr>
+      <w:tr>
+        <w:tc>
+          <w:tcPr>
+            <w:tcW w:type="dxa" w:w="3118"/>
+          </w:tcPr>
+          <w:p>
+            <w:pPr>
+              <w:jc w:val="left"/>
+            </w:pPr>
+            <w:r/>
+            <w:r>
+              <w:rPr>
+                <w:sz w:val="18"/>
+              </w:rPr>
+              <w:t>Выход за верхний предел</w:t>
+            </w:r>
+          </w:p>
+        </w:tc>
+        <w:tc>
+          <w:tcPr>
+            <w:tcW w:type="dxa" w:w="3118"/>
+          </w:tcPr>
+          <w:p>
+            <w:pPr>
+              <w:jc w:val="left"/>
+            </w:pPr>
+            <w:r/>
+            <w:r>
+              <w:rPr>
+                <w:sz w:val="18"/>
+              </w:rPr>
+              <w:t>Короткое замыкание в линии</w:t>
+            </w:r>
+          </w:p>
+        </w:tc>
+        <w:tc>
+          <w:tcPr>
+            <w:tcW w:type="dxa" w:w="3118"/>
+          </w:tcPr>
+          <w:p>
+            <w:pPr>
+              <w:jc w:val="left"/>
+            </w:pPr>
+            <w:r/>
+            <w:r>
+              <w:rPr>
+                <w:sz w:val="18"/>
+              </w:rPr>
+              <w:t>Найти и устранить КЗ</w:t>
+            </w:r>
+          </w:p>
+        </w:tc>
+      </w:tr>
+      <w:tr>
+        <w:tc>
+          <w:tcPr>
+            <w:tcW w:type="dxa" w:w="3118"/>
+            <w:shd w:fill="D9E2F3" w:val="clear"/>
+          </w:tcPr>
+          <w:p>
+            <w:pPr>
+              <w:jc w:val="left"/>
+            </w:pPr>
+            <w:r/>
+            <w:r>
+              <w:rPr>
+                <w:sz w:val="18"/>
+              </w:rPr>
+              <w:t>Нестабильные показания</w:t>
+            </w:r>
+          </w:p>
+        </w:tc>
+        <w:tc>
+          <w:tcPr>
+            <w:tcW w:type="dxa" w:w="3118"/>
+            <w:shd w:fill="D9E2F3" w:val="clear"/>
+          </w:tcPr>
+          <w:p>
+            <w:pPr>
+              <w:jc w:val="left"/>
+            </w:pPr>
+            <w:r/>
+            <w:r>
+              <w:rPr>
+                <w:sz w:val="18"/>
+              </w:rPr>
+              <w:t>Плохой контакт в клеммах</w:t>
+            </w:r>
+          </w:p>
+        </w:tc>
+        <w:tc>
+          <w:tcPr>
+            <w:tcW w:type="dxa" w:w="3118"/>
+            <w:shd w:fill="D9E2F3" w:val="clear"/>
+          </w:tcPr>
+          <w:p>
+            <w:pPr>
+              <w:jc w:val="left"/>
+            </w:pPr>
+            <w:r/>
+            <w:r>
+              <w:rPr>
+                <w:sz w:val="18"/>
+              </w:rPr>
+              <w:t>Подтянуть клеммы, зачистить</w:t>
+            </w:r>
+          </w:p>
+        </w:tc>
+      </w:tr>
+      <w:tr>
+        <w:tc>
+          <w:tcPr>
+            <w:tcW w:type="dxa" w:w="3118"/>
+          </w:tcPr>
+          <w:p>
+            <w:pPr>
+              <w:jc w:val="left"/>
+            </w:pPr>
+            <w:r/>
+            <w:r>
+              <w:rPr>
+                <w:sz w:val="18"/>
+              </w:rPr>
+              <w:t>Погрешность выше нормы</w:t>
+            </w:r>
+          </w:p>
+        </w:tc>
+        <w:tc>
+          <w:tcPr>
+            <w:tcW w:type="dxa" w:w="3118"/>
+          </w:tcPr>
+          <w:p>
+            <w:pPr>
+              <w:jc w:val="left"/>
+            </w:pPr>
+            <w:r/>
+            <w:r>
+              <w:rPr>
+                <w:sz w:val="18"/>
+              </w:rPr>
+              <w:t>Смещение нуля датчика</w:t>
+            </w:r>
+          </w:p>
+        </w:tc>
+        <w:tc>
+          <w:tcPr>
+            <w:tcW w:type="dxa" w:w="3118"/>
+          </w:tcPr>
+          <w:p>
+            <w:pPr>
+              <w:jc w:val="left"/>
+            </w:pPr>
+            <w:r/>
+            <w:r>
+              <w:rPr>
+                <w:sz w:val="18"/>
+              </w:rPr>
+              <w:t>Подстроить нуль, провести калибровку</w:t>
+            </w:r>
+          </w:p>
+        </w:tc>
+      </w:tr>
+      <w:tr>
+        <w:tc>
+          <w:tcPr>
+            <w:tcW w:type="dxa" w:w="3118"/>
+            <w:shd w:fill="D9E2F3" w:val="clear"/>
+          </w:tcPr>
+          <w:p>
+            <w:pPr>
+              <w:jc w:val="left"/>
+            </w:pPr>
+            <w:r/>
+            <w:r>
+              <w:rPr>
+                <w:sz w:val="18"/>
+              </w:rPr>
+              <w:t>Шум в показаниях</w:t>
+            </w:r>
+          </w:p>
+        </w:tc>
+        <w:tc>
+          <w:tcPr>
+            <w:tcW w:type="dxa" w:w="3118"/>
+            <w:shd w:fill="D9E2F3" w:val="clear"/>
+          </w:tcPr>
+          <w:p>
+            <w:pPr>
+              <w:jc w:val="left"/>
+            </w:pPr>
+            <w:r/>
+            <w:r>
+              <w:rPr>
+                <w:sz w:val="18"/>
+              </w:rPr>
+              <w:t>Электромагнитные помехи</w:t>
+            </w:r>
+          </w:p>
+        </w:tc>
+        <w:tc>
+          <w:tcPr>
+            <w:tcW w:type="dxa" w:w="3118"/>
+            <w:shd w:fill="D9E2F3" w:val="clear"/>
+          </w:tcPr>
+          <w:p>
+            <w:pPr>
+              <w:jc w:val="left"/>
+            </w:pPr>
+            <w:r/>
+            <w:r>
+              <w:rPr>
+                <w:sz w:val="18"/>
+              </w:rPr>
+              <w:t>Экранировать кабель, проверить заземление</w:t>
+            </w:r>
+          </w:p>
+        </w:tc>
+      </w:tr>
+    </w:tbl>
+    <w:p>
+      <w:pPr>
+        <w:jc w:val="center"/>
+      </w:pPr>
+    </w:p>
+    <w:p>
+      <w:pPr>
+        <w:jc w:val="center"/>
+      </w:pPr>
+      <w:r>
+        <w:rPr>
+          <w:i/>
+        </w:rPr>
+        <w:t xml:space="preserve">Рисунок 1. Калибровочная кривая датчика давления (4-20 мА)</w:t>
+      </w:r>
+    </w:p>
+    <w:p>
+      <w:pPr>
+        <w:spacing w:line="360" w:lineRule="auto" w:before="240" w:after="80"/>
+        <w:jc w:val="left"/>
+      </w:pPr>
+      <w:r>
+        <w:rPr>
+          <w:rFonts w:ascii="Times New Roman" w:hAnsi="Times New Roman"/>
+          <w:b/>
+          <w:sz w:val="28"/>
+          <w:rFonts w:ascii="Times New Roman" w:hAnsi="Times New Roman" w:cs="Times New Roman"/>
+        </w:rPr>
+        <w:t>Вопросы для повторения (Лекция 1):</w:t>
+      </w:r>
+    </w:p>
     <w:sectPr>
       <w:pgSz w:w="11906" w:h="16838"/>
       <w:pgMar w:top="1134" w:right="850" w:bottom="1134" w:left="1701" w:header="720" w:footer="720" w:gutter="0"/>
